--- a/peerj_submission/tables/Supplemental Table S2.docx
+++ b/peerj_submission/tables/Supplemental Table S2.docx
@@ -8,7 +8,7 @@
           <w:b/>
           <w:sz w:val="22"/>
         </w:rPr>
-        <w:t>Table S2. Discrimination of the frozen scoring rule.</w:t>
+        <w:t>Table S2. Frozen endpoint definitions.</w:t>
       </w:r>
     </w:p>
     <w:tbl>
@@ -19,18 +19,14 @@
         <w:tblLook w:firstColumn="1" w:firstRow="1" w:lastColumn="0" w:lastRow="0" w:noHBand="0" w:noVBand="1" w:val="04A0"/>
       </w:tblPr>
       <w:tblGrid>
-        <w:gridCol w:w="1337"/>
-        <w:gridCol w:w="1337"/>
-        <w:gridCol w:w="1337"/>
-        <w:gridCol w:w="1337"/>
-        <w:gridCol w:w="1337"/>
-        <w:gridCol w:w="1337"/>
-        <w:gridCol w:w="1337"/>
+        <w:gridCol w:w="3120"/>
+        <w:gridCol w:w="3120"/>
+        <w:gridCol w:w="3120"/>
       </w:tblGrid>
       <w:tr>
         <w:tc>
           <w:tcPr>
-            <w:tcW w:type="dxa" w:w="2160"/>
+            <w:tcW w:type="dxa" w:w="1872"/>
           </w:tcPr>
           <w:p>
             <w:r/>
@@ -40,13 +36,13 @@
                 <w:b/>
                 <w:sz w:val="16"/>
               </w:rPr>
-              <w:t>Scope</w:t>
+              <w:t>Criterion</w:t>
             </w:r>
           </w:p>
         </w:tc>
         <w:tc>
           <w:tcPr>
-            <w:tcW w:type="dxa" w:w="1296"/>
+            <w:tcW w:type="dxa" w:w="3456"/>
           </w:tcPr>
           <w:p>
             <w:r/>
@@ -56,13 +52,13 @@
                 <w:b/>
                 <w:sz w:val="16"/>
               </w:rPr>
-              <w:t>Seed</w:t>
+              <w:t>Rule</w:t>
             </w:r>
           </w:p>
         </w:tc>
         <w:tc>
           <w:tcPr>
-            <w:tcW w:type="dxa" w:w="1584"/>
+            <w:tcW w:type="dxa" w:w="4320"/>
           </w:tcPr>
           <w:p>
             <w:r/>
@@ -72,71 +68,7 @@
                 <w:b/>
                 <w:sz w:val="16"/>
               </w:rPr>
-              <w:t>Model family</w:t>
-            </w:r>
-          </w:p>
-        </w:tc>
-        <w:tc>
-          <w:tcPr>
-            <w:tcW w:type="dxa" w:w="576"/>
-          </w:tcPr>
-          <w:p>
-            <w:r/>
-            <w:r>
-              <w:rPr>
-                <w:rFonts w:ascii="Times New Roman" w:hAnsi="Times New Roman"/>
-                <w:b/>
-                <w:sz w:val="16"/>
-              </w:rPr>
-              <w:t>n</w:t>
-            </w:r>
-          </w:p>
-        </w:tc>
-        <w:tc>
-          <w:tcPr>
-            <w:tcW w:type="dxa" w:w="864"/>
-          </w:tcPr>
-          <w:p>
-            <w:r/>
-            <w:r>
-              <w:rPr>
-                <w:rFonts w:ascii="Times New Roman" w:hAnsi="Times New Roman"/>
-                <w:b/>
-                <w:sz w:val="16"/>
-              </w:rPr>
-              <w:t>AUC</w:t>
-            </w:r>
-          </w:p>
-        </w:tc>
-        <w:tc>
-          <w:tcPr>
-            <w:tcW w:type="dxa" w:w="1296"/>
-          </w:tcPr>
-          <w:p>
-            <w:r/>
-            <w:r>
-              <w:rPr>
-                <w:rFonts w:ascii="Times New Roman" w:hAnsi="Times New Roman"/>
-                <w:b/>
-                <w:sz w:val="16"/>
-              </w:rPr>
-              <w:t>Observed success</w:t>
-            </w:r>
-          </w:p>
-        </w:tc>
-        <w:tc>
-          <w:tcPr>
-            <w:tcW w:type="dxa" w:w="1296"/>
-          </w:tcPr>
-          <w:p>
-            <w:r/>
-            <w:r>
-              <w:rPr>
-                <w:rFonts w:ascii="Times New Roman" w:hAnsi="Times New Roman"/>
-                <w:b/>
-                <w:sz w:val="16"/>
-              </w:rPr>
-              <w:t>Mean predicted</w:t>
+              <w:t>Meaning</w:t>
             </w:r>
           </w:p>
         </w:tc>
@@ -144,7 +76,7 @@
       <w:tr>
         <w:tc>
           <w:tcPr>
-            <w:tcW w:type="dxa" w:w="2160"/>
+            <w:tcW w:type="dxa" w:w="1872"/>
           </w:tcPr>
           <w:p>
             <w:r/>
@@ -153,13 +85,13 @@
                 <w:rFonts w:ascii="Times New Roman" w:hAnsi="Times New Roman"/>
                 <w:sz w:val="16"/>
               </w:rPr>
-              <w:t>locked validation (seeds 20260720-22)</w:t>
+              <w:t>warm</w:t>
             </w:r>
           </w:p>
         </w:tc>
         <w:tc>
           <w:tcPr>
-            <w:tcW w:type="dxa" w:w="1296"/>
+            <w:tcW w:type="dxa" w:w="3456"/>
           </w:tcPr>
           <w:p>
             <w:r/>
@@ -168,13 +100,13 @@
                 <w:rFonts w:ascii="Times New Roman" w:hAnsi="Times New Roman"/>
                 <w:sz w:val="16"/>
               </w:rPr>
-              <w:t>seed_20260720</w:t>
+              <w:t>warm_fraction ≥ 0.50</w:t>
             </w:r>
           </w:p>
         </w:tc>
         <w:tc>
           <w:tcPr>
-            <w:tcW w:type="dxa" w:w="1584"/>
+            <w:tcW w:type="dxa" w:w="4320"/>
           </w:tcPr>
           <w:p>
             <w:r/>
@@ -183,13 +115,15 @@
                 <w:rFonts w:ascii="Times New Roman" w:hAnsi="Times New Roman"/>
                 <w:sz w:val="16"/>
               </w:rPr>
-              <w:t>baseline</w:t>
+              <w:t>fraction of the protocol window with 43 ≤ T ≤ 50 °C</w:t>
             </w:r>
           </w:p>
         </w:tc>
+      </w:tr>
+      <w:tr>
         <w:tc>
           <w:tcPr>
-            <w:tcW w:type="dxa" w:w="576"/>
+            <w:tcW w:type="dxa" w:w="1872"/>
           </w:tcPr>
           <w:p>
             <w:r/>
@@ -198,13 +132,13 @@
                 <w:rFonts w:ascii="Times New Roman" w:hAnsi="Times New Roman"/>
                 <w:sz w:val="16"/>
               </w:rPr>
-              <w:t>384</w:t>
+              <w:t>ros</w:t>
             </w:r>
           </w:p>
         </w:tc>
         <w:tc>
           <w:tcPr>
-            <w:tcW w:type="dxa" w:w="864"/>
+            <w:tcW w:type="dxa" w:w="3456"/>
           </w:tcPr>
           <w:p>
             <w:r/>
@@ -213,13 +147,13 @@
                 <w:rFonts w:ascii="Times New Roman" w:hAnsi="Times New Roman"/>
                 <w:sz w:val="16"/>
               </w:rPr>
-              <w:t>0.727</w:t>
+              <w:t>ros_threshold_fraction ≥ 0.50</w:t>
             </w:r>
           </w:p>
         </w:tc>
         <w:tc>
           <w:tcPr>
-            <w:tcW w:type="dxa" w:w="1296"/>
+            <w:tcW w:type="dxa" w:w="4320"/>
           </w:tcPr>
           <w:p>
             <w:r/>
@@ -228,13 +162,15 @@
                 <w:rFonts w:ascii="Times New Roman" w:hAnsi="Times New Roman"/>
                 <w:sz w:val="16"/>
               </w:rPr>
-              <w:t>0.576</w:t>
+              <w:t>fraction of the window with ROS dose at or above the singlet-oxygen threshold</w:t>
             </w:r>
           </w:p>
         </w:tc>
+      </w:tr>
+      <w:tr>
         <w:tc>
           <w:tcPr>
-            <w:tcW w:type="dxa" w:w="1296"/>
+            <w:tcW w:type="dxa" w:w="1872"/>
           </w:tcPr>
           <w:p>
             <w:r/>
@@ -243,15 +179,13 @@
                 <w:rFonts w:ascii="Times New Roman" w:hAnsi="Times New Roman"/>
                 <w:sz w:val="16"/>
               </w:rPr>
-              <w:t>0.558</w:t>
+              <w:t>hypoxia_ok</w:t>
             </w:r>
           </w:p>
         </w:tc>
-      </w:tr>
-      <w:tr>
         <w:tc>
           <w:tcPr>
-            <w:tcW w:type="dxa" w:w="2160"/>
+            <w:tcW w:type="dxa" w:w="3456"/>
           </w:tcPr>
           <w:p>
             <w:r/>
@@ -260,13 +194,13 @@
                 <w:rFonts w:ascii="Times New Roman" w:hAnsi="Times New Roman"/>
                 <w:sz w:val="16"/>
               </w:rPr>
-              <w:t>locked validation (seeds 20260720-22)</w:t>
+              <w:t>hypoxic_failure_fraction ≤ 0.35</w:t>
             </w:r>
           </w:p>
         </w:tc>
         <w:tc>
           <w:tcPr>
-            <w:tcW w:type="dxa" w:w="1296"/>
+            <w:tcW w:type="dxa" w:w="4320"/>
           </w:tcPr>
           <w:p>
             <w:r/>
@@ -275,13 +209,15 @@
                 <w:rFonts w:ascii="Times New Roman" w:hAnsi="Times New Roman"/>
                 <w:sz w:val="16"/>
               </w:rPr>
-              <w:t>seed_20260720</w:t>
+              <w:t>fraction of the window with O2 &lt; 5 µM AND ROS below threshold</w:t>
             </w:r>
           </w:p>
         </w:tc>
+      </w:tr>
+      <w:tr>
         <w:tc>
           <w:tcPr>
-            <w:tcW w:type="dxa" w:w="1584"/>
+            <w:tcW w:type="dxa" w:w="1872"/>
           </w:tcPr>
           <w:p>
             <w:r/>
@@ -290,13 +226,13 @@
                 <w:rFonts w:ascii="Times New Roman" w:hAnsi="Times New Roman"/>
                 <w:sz w:val="16"/>
               </w:rPr>
-              <w:t>large_geometry</w:t>
+              <w:t>safe_heat</w:t>
             </w:r>
           </w:p>
         </w:tc>
         <w:tc>
           <w:tcPr>
-            <w:tcW w:type="dxa" w:w="576"/>
+            <w:tcW w:type="dxa" w:w="3456"/>
           </w:tcPr>
           <w:p>
             <w:r/>
@@ -305,13 +241,13 @@
                 <w:rFonts w:ascii="Times New Roman" w:hAnsi="Times New Roman"/>
                 <w:sz w:val="16"/>
               </w:rPr>
-              <w:t>384</w:t>
+              <w:t>overheat_fraction ≤ 0.05 and max_T ≤ 55 °C</w:t>
             </w:r>
           </w:p>
         </w:tc>
         <w:tc>
           <w:tcPr>
-            <w:tcW w:type="dxa" w:w="864"/>
+            <w:tcW w:type="dxa" w:w="4320"/>
           </w:tcPr>
           <w:p>
             <w:r/>
@@ -320,13 +256,15 @@
                 <w:rFonts w:ascii="Times New Roman" w:hAnsi="Times New Roman"/>
                 <w:sz w:val="16"/>
               </w:rPr>
-              <w:t>0.717</w:t>
+              <w:t>no thermal injury</w:t>
             </w:r>
           </w:p>
         </w:tc>
+      </w:tr>
+      <w:tr>
         <w:tc>
           <w:tcPr>
-            <w:tcW w:type="dxa" w:w="1296"/>
+            <w:tcW w:type="dxa" w:w="1872"/>
           </w:tcPr>
           <w:p>
             <w:r/>
@@ -335,13 +273,13 @@
                 <w:rFonts w:ascii="Times New Roman" w:hAnsi="Times New Roman"/>
                 <w:sz w:val="16"/>
               </w:rPr>
-              <w:t>0.604</w:t>
+              <w:t>success</w:t>
             </w:r>
           </w:p>
         </w:tc>
         <w:tc>
           <w:tcPr>
-            <w:tcW w:type="dxa" w:w="1296"/>
+            <w:tcW w:type="dxa" w:w="3456"/>
           </w:tcPr>
           <w:p>
             <w:r/>
@@ -350,15 +288,13 @@
                 <w:rFonts w:ascii="Times New Roman" w:hAnsi="Times New Roman"/>
                 <w:sz w:val="16"/>
               </w:rPr>
-              <w:t>0.602</w:t>
+              <w:t>warm AND ros AND hypoxia_ok AND safe_heat</w:t>
             </w:r>
           </w:p>
         </w:tc>
-      </w:tr>
-      <w:tr>
         <w:tc>
           <w:tcPr>
-            <w:tcW w:type="dxa" w:w="2160"/>
+            <w:tcW w:type="dxa" w:w="4320"/>
           </w:tcPr>
           <w:p>
             <w:r/>
@@ -367,13 +303,15 @@
                 <w:rFonts w:ascii="Times New Roman" w:hAnsi="Times New Roman"/>
                 <w:sz w:val="16"/>
               </w:rPr>
-              <w:t>locked validation (seeds 20260720-22)</w:t>
+              <w:t>all four criteria simultaneously</w:t>
             </w:r>
           </w:p>
         </w:tc>
+      </w:tr>
+      <w:tr>
         <w:tc>
           <w:tcPr>
-            <w:tcW w:type="dxa" w:w="1296"/>
+            <w:tcW w:type="dxa" w:w="1872"/>
           </w:tcPr>
           <w:p>
             <w:r/>
@@ -382,13 +320,13 @@
                 <w:rFonts w:ascii="Times New Roman" w:hAnsi="Times New Roman"/>
                 <w:sz w:val="16"/>
               </w:rPr>
-              <w:t>seed_20260720</w:t>
+              <w:t>thermal_failure</w:t>
             </w:r>
           </w:p>
         </w:tc>
         <w:tc>
           <w:tcPr>
-            <w:tcW w:type="dxa" w:w="1584"/>
+            <w:tcW w:type="dxa" w:w="3456"/>
           </w:tcPr>
           <w:p>
             <w:r/>
@@ -397,13 +335,13 @@
                 <w:rFonts w:ascii="Times New Roman" w:hAnsi="Times New Roman"/>
                 <w:sz w:val="16"/>
               </w:rPr>
-              <w:t>low_photosensitizer</w:t>
+              <w:t>NOT warm AND safe_heat</w:t>
             </w:r>
           </w:p>
         </w:tc>
         <w:tc>
           <w:tcPr>
-            <w:tcW w:type="dxa" w:w="576"/>
+            <w:tcW w:type="dxa" w:w="4320"/>
           </w:tcPr>
           <w:p>
             <w:r/>
@@ -412,13 +350,15 @@
                 <w:rFonts w:ascii="Times New Roman" w:hAnsi="Times New Roman"/>
                 <w:sz w:val="16"/>
               </w:rPr>
-              <w:t>384</w:t>
+              <w:t>insufficient heating without thermal injury</w:t>
             </w:r>
           </w:p>
         </w:tc>
+      </w:tr>
+      <w:tr>
         <w:tc>
           <w:tcPr>
-            <w:tcW w:type="dxa" w:w="864"/>
+            <w:tcW w:type="dxa" w:w="1872"/>
           </w:tcPr>
           <w:p>
             <w:r/>
@@ -427,13 +367,13 @@
                 <w:rFonts w:ascii="Times New Roman" w:hAnsi="Times New Roman"/>
                 <w:sz w:val="16"/>
               </w:rPr>
-              <w:t>0.717</w:t>
+              <w:t>ros_failure</w:t>
             </w:r>
           </w:p>
         </w:tc>
         <w:tc>
           <w:tcPr>
-            <w:tcW w:type="dxa" w:w="1296"/>
+            <w:tcW w:type="dxa" w:w="3456"/>
           </w:tcPr>
           <w:p>
             <w:r/>
@@ -442,13 +382,13 @@
                 <w:rFonts w:ascii="Times New Roman" w:hAnsi="Times New Roman"/>
                 <w:sz w:val="16"/>
               </w:rPr>
-              <w:t>0.534</w:t>
+              <w:t>NOT ros</w:t>
             </w:r>
           </w:p>
         </w:tc>
         <w:tc>
           <w:tcPr>
-            <w:tcW w:type="dxa" w:w="1296"/>
+            <w:tcW w:type="dxa" w:w="4320"/>
           </w:tcPr>
           <w:p>
             <w:r/>
@@ -457,7 +397,7 @@
                 <w:rFonts w:ascii="Times New Roman" w:hAnsi="Times New Roman"/>
                 <w:sz w:val="16"/>
               </w:rPr>
-              <w:t>0.476</w:t>
+              <w:t>ROS dose below threshold</w:t>
             </w:r>
           </w:p>
         </w:tc>
@@ -465,7 +405,7 @@
       <w:tr>
         <w:tc>
           <w:tcPr>
-            <w:tcW w:type="dxa" w:w="2160"/>
+            <w:tcW w:type="dxa" w:w="1872"/>
           </w:tcPr>
           <w:p>
             <w:r/>
@@ -474,13 +414,13 @@
                 <w:rFonts w:ascii="Times New Roman" w:hAnsi="Times New Roman"/>
                 <w:sz w:val="16"/>
               </w:rPr>
-              <w:t>locked validation (seeds 20260720-22)</w:t>
+              <w:t>overheat_failure</w:t>
             </w:r>
           </w:p>
         </w:tc>
         <w:tc>
           <w:tcPr>
-            <w:tcW w:type="dxa" w:w="1296"/>
+            <w:tcW w:type="dxa" w:w="3456"/>
           </w:tcPr>
           <w:p>
             <w:r/>
@@ -489,13 +429,13 @@
                 <w:rFonts w:ascii="Times New Roman" w:hAnsi="Times New Roman"/>
                 <w:sz w:val="16"/>
               </w:rPr>
-              <w:t>seed_20260720</w:t>
+              <w:t>NOT safe_heat</w:t>
             </w:r>
           </w:p>
         </w:tc>
         <w:tc>
           <w:tcPr>
-            <w:tcW w:type="dxa" w:w="1584"/>
+            <w:tcW w:type="dxa" w:w="4320"/>
           </w:tcPr>
           <w:p>
             <w:r/>
@@ -504,1458 +444,7 @@
                 <w:rFonts w:ascii="Times New Roman" w:hAnsi="Times New Roman"/>
                 <w:sz w:val="16"/>
               </w:rPr>
-              <w:t>slow_recovery</w:t>
-            </w:r>
-          </w:p>
-        </w:tc>
-        <w:tc>
-          <w:tcPr>
-            <w:tcW w:type="dxa" w:w="576"/>
-          </w:tcPr>
-          <w:p>
-            <w:r/>
-            <w:r>
-              <w:rPr>
-                <w:rFonts w:ascii="Times New Roman" w:hAnsi="Times New Roman"/>
-                <w:sz w:val="16"/>
-              </w:rPr>
-              <w:t>384</w:t>
-            </w:r>
-          </w:p>
-        </w:tc>
-        <w:tc>
-          <w:tcPr>
-            <w:tcW w:type="dxa" w:w="864"/>
-          </w:tcPr>
-          <w:p>
-            <w:r/>
-            <w:r>
-              <w:rPr>
-                <w:rFonts w:ascii="Times New Roman" w:hAnsi="Times New Roman"/>
-                <w:sz w:val="16"/>
-              </w:rPr>
-              <w:t>0.681</w:t>
-            </w:r>
-          </w:p>
-        </w:tc>
-        <w:tc>
-          <w:tcPr>
-            <w:tcW w:type="dxa" w:w="1296"/>
-          </w:tcPr>
-          <w:p>
-            <w:r/>
-            <w:r>
-              <w:rPr>
-                <w:rFonts w:ascii="Times New Roman" w:hAnsi="Times New Roman"/>
-                <w:sz w:val="16"/>
-              </w:rPr>
-              <w:t>0.620</w:t>
-            </w:r>
-          </w:p>
-        </w:tc>
-        <w:tc>
-          <w:tcPr>
-            <w:tcW w:type="dxa" w:w="1296"/>
-          </w:tcPr>
-          <w:p>
-            <w:r/>
-            <w:r>
-              <w:rPr>
-                <w:rFonts w:ascii="Times New Roman" w:hAnsi="Times New Roman"/>
-                <w:sz w:val="16"/>
-              </w:rPr>
-              <w:t>0.534</w:t>
-            </w:r>
-          </w:p>
-        </w:tc>
-      </w:tr>
-      <w:tr>
-        <w:tc>
-          <w:tcPr>
-            <w:tcW w:type="dxa" w:w="2160"/>
-          </w:tcPr>
-          <w:p>
-            <w:r/>
-            <w:r>
-              <w:rPr>
-                <w:rFonts w:ascii="Times New Roman" w:hAnsi="Times New Roman"/>
-                <w:sz w:val="16"/>
-              </w:rPr>
-              <w:t>locked validation (seeds 20260720-22)</w:t>
-            </w:r>
-          </w:p>
-        </w:tc>
-        <w:tc>
-          <w:tcPr>
-            <w:tcW w:type="dxa" w:w="1296"/>
-          </w:tcPr>
-          <w:p>
-            <w:r/>
-            <w:r>
-              <w:rPr>
-                <w:rFonts w:ascii="Times New Roman" w:hAnsi="Times New Roman"/>
-                <w:sz w:val="16"/>
-              </w:rPr>
-              <w:t>seed_20260721</w:t>
-            </w:r>
-          </w:p>
-        </w:tc>
-        <w:tc>
-          <w:tcPr>
-            <w:tcW w:type="dxa" w:w="1584"/>
-          </w:tcPr>
-          <w:p>
-            <w:r/>
-            <w:r>
-              <w:rPr>
-                <w:rFonts w:ascii="Times New Roman" w:hAnsi="Times New Roman"/>
-                <w:sz w:val="16"/>
-              </w:rPr>
-              <w:t>baseline</w:t>
-            </w:r>
-          </w:p>
-        </w:tc>
-        <w:tc>
-          <w:tcPr>
-            <w:tcW w:type="dxa" w:w="576"/>
-          </w:tcPr>
-          <w:p>
-            <w:r/>
-            <w:r>
-              <w:rPr>
-                <w:rFonts w:ascii="Times New Roman" w:hAnsi="Times New Roman"/>
-                <w:sz w:val="16"/>
-              </w:rPr>
-              <w:t>384</w:t>
-            </w:r>
-          </w:p>
-        </w:tc>
-        <w:tc>
-          <w:tcPr>
-            <w:tcW w:type="dxa" w:w="864"/>
-          </w:tcPr>
-          <w:p>
-            <w:r/>
-            <w:r>
-              <w:rPr>
-                <w:rFonts w:ascii="Times New Roman" w:hAnsi="Times New Roman"/>
-                <w:sz w:val="16"/>
-              </w:rPr>
-              <w:t>0.664</w:t>
-            </w:r>
-          </w:p>
-        </w:tc>
-        <w:tc>
-          <w:tcPr>
-            <w:tcW w:type="dxa" w:w="1296"/>
-          </w:tcPr>
-          <w:p>
-            <w:r/>
-            <w:r>
-              <w:rPr>
-                <w:rFonts w:ascii="Times New Roman" w:hAnsi="Times New Roman"/>
-                <w:sz w:val="16"/>
-              </w:rPr>
-              <w:t>0.542</w:t>
-            </w:r>
-          </w:p>
-        </w:tc>
-        <w:tc>
-          <w:tcPr>
-            <w:tcW w:type="dxa" w:w="1296"/>
-          </w:tcPr>
-          <w:p>
-            <w:r/>
-            <w:r>
-              <w:rPr>
-                <w:rFonts w:ascii="Times New Roman" w:hAnsi="Times New Roman"/>
-                <w:sz w:val="16"/>
-              </w:rPr>
-              <w:t>0.555</w:t>
-            </w:r>
-          </w:p>
-        </w:tc>
-      </w:tr>
-      <w:tr>
-        <w:tc>
-          <w:tcPr>
-            <w:tcW w:type="dxa" w:w="2160"/>
-          </w:tcPr>
-          <w:p>
-            <w:r/>
-            <w:r>
-              <w:rPr>
-                <w:rFonts w:ascii="Times New Roman" w:hAnsi="Times New Roman"/>
-                <w:sz w:val="16"/>
-              </w:rPr>
-              <w:t>locked validation (seeds 20260720-22)</w:t>
-            </w:r>
-          </w:p>
-        </w:tc>
-        <w:tc>
-          <w:tcPr>
-            <w:tcW w:type="dxa" w:w="1296"/>
-          </w:tcPr>
-          <w:p>
-            <w:r/>
-            <w:r>
-              <w:rPr>
-                <w:rFonts w:ascii="Times New Roman" w:hAnsi="Times New Roman"/>
-                <w:sz w:val="16"/>
-              </w:rPr>
-              <w:t>seed_20260721</w:t>
-            </w:r>
-          </w:p>
-        </w:tc>
-        <w:tc>
-          <w:tcPr>
-            <w:tcW w:type="dxa" w:w="1584"/>
-          </w:tcPr>
-          <w:p>
-            <w:r/>
-            <w:r>
-              <w:rPr>
-                <w:rFonts w:ascii="Times New Roman" w:hAnsi="Times New Roman"/>
-                <w:sz w:val="16"/>
-              </w:rPr>
-              <w:t>large_geometry</w:t>
-            </w:r>
-          </w:p>
-        </w:tc>
-        <w:tc>
-          <w:tcPr>
-            <w:tcW w:type="dxa" w:w="576"/>
-          </w:tcPr>
-          <w:p>
-            <w:r/>
-            <w:r>
-              <w:rPr>
-                <w:rFonts w:ascii="Times New Roman" w:hAnsi="Times New Roman"/>
-                <w:sz w:val="16"/>
-              </w:rPr>
-              <w:t>384</w:t>
-            </w:r>
-          </w:p>
-        </w:tc>
-        <w:tc>
-          <w:tcPr>
-            <w:tcW w:type="dxa" w:w="864"/>
-          </w:tcPr>
-          <w:p>
-            <w:r/>
-            <w:r>
-              <w:rPr>
-                <w:rFonts w:ascii="Times New Roman" w:hAnsi="Times New Roman"/>
-                <w:sz w:val="16"/>
-              </w:rPr>
-              <w:t>0.695</w:t>
-            </w:r>
-          </w:p>
-        </w:tc>
-        <w:tc>
-          <w:tcPr>
-            <w:tcW w:type="dxa" w:w="1296"/>
-          </w:tcPr>
-          <w:p>
-            <w:r/>
-            <w:r>
-              <w:rPr>
-                <w:rFonts w:ascii="Times New Roman" w:hAnsi="Times New Roman"/>
-                <w:sz w:val="16"/>
-              </w:rPr>
-              <w:t>0.542</w:t>
-            </w:r>
-          </w:p>
-        </w:tc>
-        <w:tc>
-          <w:tcPr>
-            <w:tcW w:type="dxa" w:w="1296"/>
-          </w:tcPr>
-          <w:p>
-            <w:r/>
-            <w:r>
-              <w:rPr>
-                <w:rFonts w:ascii="Times New Roman" w:hAnsi="Times New Roman"/>
-                <w:sz w:val="16"/>
-              </w:rPr>
-              <w:t>0.596</w:t>
-            </w:r>
-          </w:p>
-        </w:tc>
-      </w:tr>
-      <w:tr>
-        <w:tc>
-          <w:tcPr>
-            <w:tcW w:type="dxa" w:w="2160"/>
-          </w:tcPr>
-          <w:p>
-            <w:r/>
-            <w:r>
-              <w:rPr>
-                <w:rFonts w:ascii="Times New Roman" w:hAnsi="Times New Roman"/>
-                <w:sz w:val="16"/>
-              </w:rPr>
-              <w:t>locked validation (seeds 20260720-22)</w:t>
-            </w:r>
-          </w:p>
-        </w:tc>
-        <w:tc>
-          <w:tcPr>
-            <w:tcW w:type="dxa" w:w="1296"/>
-          </w:tcPr>
-          <w:p>
-            <w:r/>
-            <w:r>
-              <w:rPr>
-                <w:rFonts w:ascii="Times New Roman" w:hAnsi="Times New Roman"/>
-                <w:sz w:val="16"/>
-              </w:rPr>
-              <w:t>seed_20260721</w:t>
-            </w:r>
-          </w:p>
-        </w:tc>
-        <w:tc>
-          <w:tcPr>
-            <w:tcW w:type="dxa" w:w="1584"/>
-          </w:tcPr>
-          <w:p>
-            <w:r/>
-            <w:r>
-              <w:rPr>
-                <w:rFonts w:ascii="Times New Roman" w:hAnsi="Times New Roman"/>
-                <w:sz w:val="16"/>
-              </w:rPr>
-              <w:t>low_photosensitizer</w:t>
-            </w:r>
-          </w:p>
-        </w:tc>
-        <w:tc>
-          <w:tcPr>
-            <w:tcW w:type="dxa" w:w="576"/>
-          </w:tcPr>
-          <w:p>
-            <w:r/>
-            <w:r>
-              <w:rPr>
-                <w:rFonts w:ascii="Times New Roman" w:hAnsi="Times New Roman"/>
-                <w:sz w:val="16"/>
-              </w:rPr>
-              <w:t>384</w:t>
-            </w:r>
-          </w:p>
-        </w:tc>
-        <w:tc>
-          <w:tcPr>
-            <w:tcW w:type="dxa" w:w="864"/>
-          </w:tcPr>
-          <w:p>
-            <w:r/>
-            <w:r>
-              <w:rPr>
-                <w:rFonts w:ascii="Times New Roman" w:hAnsi="Times New Roman"/>
-                <w:sz w:val="16"/>
-              </w:rPr>
-              <w:t>0.705</w:t>
-            </w:r>
-          </w:p>
-        </w:tc>
-        <w:tc>
-          <w:tcPr>
-            <w:tcW w:type="dxa" w:w="1296"/>
-          </w:tcPr>
-          <w:p>
-            <w:r/>
-            <w:r>
-              <w:rPr>
-                <w:rFonts w:ascii="Times New Roman" w:hAnsi="Times New Roman"/>
-                <w:sz w:val="16"/>
-              </w:rPr>
-              <w:t>0.409</w:t>
-            </w:r>
-          </w:p>
-        </w:tc>
-        <w:tc>
-          <w:tcPr>
-            <w:tcW w:type="dxa" w:w="1296"/>
-          </w:tcPr>
-          <w:p>
-            <w:r/>
-            <w:r>
-              <w:rPr>
-                <w:rFonts w:ascii="Times New Roman" w:hAnsi="Times New Roman"/>
-                <w:sz w:val="16"/>
-              </w:rPr>
-              <w:t>0.478</w:t>
-            </w:r>
-          </w:p>
-        </w:tc>
-      </w:tr>
-      <w:tr>
-        <w:tc>
-          <w:tcPr>
-            <w:tcW w:type="dxa" w:w="2160"/>
-          </w:tcPr>
-          <w:p>
-            <w:r/>
-            <w:r>
-              <w:rPr>
-                <w:rFonts w:ascii="Times New Roman" w:hAnsi="Times New Roman"/>
-                <w:sz w:val="16"/>
-              </w:rPr>
-              <w:t>locked validation (seeds 20260720-22)</w:t>
-            </w:r>
-          </w:p>
-        </w:tc>
-        <w:tc>
-          <w:tcPr>
-            <w:tcW w:type="dxa" w:w="1296"/>
-          </w:tcPr>
-          <w:p>
-            <w:r/>
-            <w:r>
-              <w:rPr>
-                <w:rFonts w:ascii="Times New Roman" w:hAnsi="Times New Roman"/>
-                <w:sz w:val="16"/>
-              </w:rPr>
-              <w:t>seed_20260721</w:t>
-            </w:r>
-          </w:p>
-        </w:tc>
-        <w:tc>
-          <w:tcPr>
-            <w:tcW w:type="dxa" w:w="1584"/>
-          </w:tcPr>
-          <w:p>
-            <w:r/>
-            <w:r>
-              <w:rPr>
-                <w:rFonts w:ascii="Times New Roman" w:hAnsi="Times New Roman"/>
-                <w:sz w:val="16"/>
-              </w:rPr>
-              <w:t>slow_recovery</w:t>
-            </w:r>
-          </w:p>
-        </w:tc>
-        <w:tc>
-          <w:tcPr>
-            <w:tcW w:type="dxa" w:w="576"/>
-          </w:tcPr>
-          <w:p>
-            <w:r/>
-            <w:r>
-              <w:rPr>
-                <w:rFonts w:ascii="Times New Roman" w:hAnsi="Times New Roman"/>
-                <w:sz w:val="16"/>
-              </w:rPr>
-              <w:t>384</w:t>
-            </w:r>
-          </w:p>
-        </w:tc>
-        <w:tc>
-          <w:tcPr>
-            <w:tcW w:type="dxa" w:w="864"/>
-          </w:tcPr>
-          <w:p>
-            <w:r/>
-            <w:r>
-              <w:rPr>
-                <w:rFonts w:ascii="Times New Roman" w:hAnsi="Times New Roman"/>
-                <w:sz w:val="16"/>
-              </w:rPr>
-              <w:t>0.691</w:t>
-            </w:r>
-          </w:p>
-        </w:tc>
-        <w:tc>
-          <w:tcPr>
-            <w:tcW w:type="dxa" w:w="1296"/>
-          </w:tcPr>
-          <w:p>
-            <w:r/>
-            <w:r>
-              <w:rPr>
-                <w:rFonts w:ascii="Times New Roman" w:hAnsi="Times New Roman"/>
-                <w:sz w:val="16"/>
-              </w:rPr>
-              <w:t>0.568</w:t>
-            </w:r>
-          </w:p>
-        </w:tc>
-        <w:tc>
-          <w:tcPr>
-            <w:tcW w:type="dxa" w:w="1296"/>
-          </w:tcPr>
-          <w:p>
-            <w:r/>
-            <w:r>
-              <w:rPr>
-                <w:rFonts w:ascii="Times New Roman" w:hAnsi="Times New Roman"/>
-                <w:sz w:val="16"/>
-              </w:rPr>
-              <w:t>0.533</w:t>
-            </w:r>
-          </w:p>
-        </w:tc>
-      </w:tr>
-      <w:tr>
-        <w:tc>
-          <w:tcPr>
-            <w:tcW w:type="dxa" w:w="2160"/>
-          </w:tcPr>
-          <w:p>
-            <w:r/>
-            <w:r>
-              <w:rPr>
-                <w:rFonts w:ascii="Times New Roman" w:hAnsi="Times New Roman"/>
-                <w:sz w:val="16"/>
-              </w:rPr>
-              <w:t>locked validation (seeds 20260720-22)</w:t>
-            </w:r>
-          </w:p>
-        </w:tc>
-        <w:tc>
-          <w:tcPr>
-            <w:tcW w:type="dxa" w:w="1296"/>
-          </w:tcPr>
-          <w:p>
-            <w:r/>
-            <w:r>
-              <w:rPr>
-                <w:rFonts w:ascii="Times New Roman" w:hAnsi="Times New Roman"/>
-                <w:sz w:val="16"/>
-              </w:rPr>
-              <w:t>seed_20260722</w:t>
-            </w:r>
-          </w:p>
-        </w:tc>
-        <w:tc>
-          <w:tcPr>
-            <w:tcW w:type="dxa" w:w="1584"/>
-          </w:tcPr>
-          <w:p>
-            <w:r/>
-            <w:r>
-              <w:rPr>
-                <w:rFonts w:ascii="Times New Roman" w:hAnsi="Times New Roman"/>
-                <w:sz w:val="16"/>
-              </w:rPr>
-              <w:t>baseline</w:t>
-            </w:r>
-          </w:p>
-        </w:tc>
-        <w:tc>
-          <w:tcPr>
-            <w:tcW w:type="dxa" w:w="576"/>
-          </w:tcPr>
-          <w:p>
-            <w:r/>
-            <w:r>
-              <w:rPr>
-                <w:rFonts w:ascii="Times New Roman" w:hAnsi="Times New Roman"/>
-                <w:sz w:val="16"/>
-              </w:rPr>
-              <w:t>384</w:t>
-            </w:r>
-          </w:p>
-        </w:tc>
-        <w:tc>
-          <w:tcPr>
-            <w:tcW w:type="dxa" w:w="864"/>
-          </w:tcPr>
-          <w:p>
-            <w:r/>
-            <w:r>
-              <w:rPr>
-                <w:rFonts w:ascii="Times New Roman" w:hAnsi="Times New Roman"/>
-                <w:sz w:val="16"/>
-              </w:rPr>
-              <w:t>0.590</w:t>
-            </w:r>
-          </w:p>
-        </w:tc>
-        <w:tc>
-          <w:tcPr>
-            <w:tcW w:type="dxa" w:w="1296"/>
-          </w:tcPr>
-          <w:p>
-            <w:r/>
-            <w:r>
-              <w:rPr>
-                <w:rFonts w:ascii="Times New Roman" w:hAnsi="Times New Roman"/>
-                <w:sz w:val="16"/>
-              </w:rPr>
-              <w:t>0.625</w:t>
-            </w:r>
-          </w:p>
-        </w:tc>
-        <w:tc>
-          <w:tcPr>
-            <w:tcW w:type="dxa" w:w="1296"/>
-          </w:tcPr>
-          <w:p>
-            <w:r/>
-            <w:r>
-              <w:rPr>
-                <w:rFonts w:ascii="Times New Roman" w:hAnsi="Times New Roman"/>
-                <w:sz w:val="16"/>
-              </w:rPr>
-              <w:t>0.556</w:t>
-            </w:r>
-          </w:p>
-        </w:tc>
-      </w:tr>
-      <w:tr>
-        <w:tc>
-          <w:tcPr>
-            <w:tcW w:type="dxa" w:w="2160"/>
-          </w:tcPr>
-          <w:p>
-            <w:r/>
-            <w:r>
-              <w:rPr>
-                <w:rFonts w:ascii="Times New Roman" w:hAnsi="Times New Roman"/>
-                <w:sz w:val="16"/>
-              </w:rPr>
-              <w:t>locked validation (seeds 20260720-22)</w:t>
-            </w:r>
-          </w:p>
-        </w:tc>
-        <w:tc>
-          <w:tcPr>
-            <w:tcW w:type="dxa" w:w="1296"/>
-          </w:tcPr>
-          <w:p>
-            <w:r/>
-            <w:r>
-              <w:rPr>
-                <w:rFonts w:ascii="Times New Roman" w:hAnsi="Times New Roman"/>
-                <w:sz w:val="16"/>
-              </w:rPr>
-              <w:t>seed_20260722</w:t>
-            </w:r>
-          </w:p>
-        </w:tc>
-        <w:tc>
-          <w:tcPr>
-            <w:tcW w:type="dxa" w:w="1584"/>
-          </w:tcPr>
-          <w:p>
-            <w:r/>
-            <w:r>
-              <w:rPr>
-                <w:rFonts w:ascii="Times New Roman" w:hAnsi="Times New Roman"/>
-                <w:sz w:val="16"/>
-              </w:rPr>
-              <w:t>large_geometry</w:t>
-            </w:r>
-          </w:p>
-        </w:tc>
-        <w:tc>
-          <w:tcPr>
-            <w:tcW w:type="dxa" w:w="576"/>
-          </w:tcPr>
-          <w:p>
-            <w:r/>
-            <w:r>
-              <w:rPr>
-                <w:rFonts w:ascii="Times New Roman" w:hAnsi="Times New Roman"/>
-                <w:sz w:val="16"/>
-              </w:rPr>
-              <w:t>384</w:t>
-            </w:r>
-          </w:p>
-        </w:tc>
-        <w:tc>
-          <w:tcPr>
-            <w:tcW w:type="dxa" w:w="864"/>
-          </w:tcPr>
-          <w:p>
-            <w:r/>
-            <w:r>
-              <w:rPr>
-                <w:rFonts w:ascii="Times New Roman" w:hAnsi="Times New Roman"/>
-                <w:sz w:val="16"/>
-              </w:rPr>
-              <w:t>0.607</w:t>
-            </w:r>
-          </w:p>
-        </w:tc>
-        <w:tc>
-          <w:tcPr>
-            <w:tcW w:type="dxa" w:w="1296"/>
-          </w:tcPr>
-          <w:p>
-            <w:r/>
-            <w:r>
-              <w:rPr>
-                <w:rFonts w:ascii="Times New Roman" w:hAnsi="Times New Roman"/>
-                <w:sz w:val="16"/>
-              </w:rPr>
-              <w:t>0.633</w:t>
-            </w:r>
-          </w:p>
-        </w:tc>
-        <w:tc>
-          <w:tcPr>
-            <w:tcW w:type="dxa" w:w="1296"/>
-          </w:tcPr>
-          <w:p>
-            <w:r/>
-            <w:r>
-              <w:rPr>
-                <w:rFonts w:ascii="Times New Roman" w:hAnsi="Times New Roman"/>
-                <w:sz w:val="16"/>
-              </w:rPr>
-              <w:t>0.599</w:t>
-            </w:r>
-          </w:p>
-        </w:tc>
-      </w:tr>
-      <w:tr>
-        <w:tc>
-          <w:tcPr>
-            <w:tcW w:type="dxa" w:w="2160"/>
-          </w:tcPr>
-          <w:p>
-            <w:r/>
-            <w:r>
-              <w:rPr>
-                <w:rFonts w:ascii="Times New Roman" w:hAnsi="Times New Roman"/>
-                <w:sz w:val="16"/>
-              </w:rPr>
-              <w:t>locked validation (seeds 20260720-22)</w:t>
-            </w:r>
-          </w:p>
-        </w:tc>
-        <w:tc>
-          <w:tcPr>
-            <w:tcW w:type="dxa" w:w="1296"/>
-          </w:tcPr>
-          <w:p>
-            <w:r/>
-            <w:r>
-              <w:rPr>
-                <w:rFonts w:ascii="Times New Roman" w:hAnsi="Times New Roman"/>
-                <w:sz w:val="16"/>
-              </w:rPr>
-              <w:t>seed_20260722</w:t>
-            </w:r>
-          </w:p>
-        </w:tc>
-        <w:tc>
-          <w:tcPr>
-            <w:tcW w:type="dxa" w:w="1584"/>
-          </w:tcPr>
-          <w:p>
-            <w:r/>
-            <w:r>
-              <w:rPr>
-                <w:rFonts w:ascii="Times New Roman" w:hAnsi="Times New Roman"/>
-                <w:sz w:val="16"/>
-              </w:rPr>
-              <w:t>low_photosensitizer</w:t>
-            </w:r>
-          </w:p>
-        </w:tc>
-        <w:tc>
-          <w:tcPr>
-            <w:tcW w:type="dxa" w:w="576"/>
-          </w:tcPr>
-          <w:p>
-            <w:r/>
-            <w:r>
-              <w:rPr>
-                <w:rFonts w:ascii="Times New Roman" w:hAnsi="Times New Roman"/>
-                <w:sz w:val="16"/>
-              </w:rPr>
-              <w:t>384</w:t>
-            </w:r>
-          </w:p>
-        </w:tc>
-        <w:tc>
-          <w:tcPr>
-            <w:tcW w:type="dxa" w:w="864"/>
-          </w:tcPr>
-          <w:p>
-            <w:r/>
-            <w:r>
-              <w:rPr>
-                <w:rFonts w:ascii="Times New Roman" w:hAnsi="Times New Roman"/>
-                <w:sz w:val="16"/>
-              </w:rPr>
-              <w:t>0.702</w:t>
-            </w:r>
-          </w:p>
-        </w:tc>
-        <w:tc>
-          <w:tcPr>
-            <w:tcW w:type="dxa" w:w="1296"/>
-          </w:tcPr>
-          <w:p>
-            <w:r/>
-            <w:r>
-              <w:rPr>
-                <w:rFonts w:ascii="Times New Roman" w:hAnsi="Times New Roman"/>
-                <w:sz w:val="16"/>
-              </w:rPr>
-              <w:t>0.474</w:t>
-            </w:r>
-          </w:p>
-        </w:tc>
-        <w:tc>
-          <w:tcPr>
-            <w:tcW w:type="dxa" w:w="1296"/>
-          </w:tcPr>
-          <w:p>
-            <w:r/>
-            <w:r>
-              <w:rPr>
-                <w:rFonts w:ascii="Times New Roman" w:hAnsi="Times New Roman"/>
-                <w:sz w:val="16"/>
-              </w:rPr>
-              <w:t>0.469</w:t>
-            </w:r>
-          </w:p>
-        </w:tc>
-      </w:tr>
-      <w:tr>
-        <w:tc>
-          <w:tcPr>
-            <w:tcW w:type="dxa" w:w="2160"/>
-          </w:tcPr>
-          <w:p>
-            <w:r/>
-            <w:r>
-              <w:rPr>
-                <w:rFonts w:ascii="Times New Roman" w:hAnsi="Times New Roman"/>
-                <w:sz w:val="16"/>
-              </w:rPr>
-              <w:t>locked validation (seeds 20260720-22)</w:t>
-            </w:r>
-          </w:p>
-        </w:tc>
-        <w:tc>
-          <w:tcPr>
-            <w:tcW w:type="dxa" w:w="1296"/>
-          </w:tcPr>
-          <w:p>
-            <w:r/>
-            <w:r>
-              <w:rPr>
-                <w:rFonts w:ascii="Times New Roman" w:hAnsi="Times New Roman"/>
-                <w:sz w:val="16"/>
-              </w:rPr>
-              <w:t>seed_20260722</w:t>
-            </w:r>
-          </w:p>
-        </w:tc>
-        <w:tc>
-          <w:tcPr>
-            <w:tcW w:type="dxa" w:w="1584"/>
-          </w:tcPr>
-          <w:p>
-            <w:r/>
-            <w:r>
-              <w:rPr>
-                <w:rFonts w:ascii="Times New Roman" w:hAnsi="Times New Roman"/>
-                <w:sz w:val="16"/>
-              </w:rPr>
-              <w:t>slow_recovery</w:t>
-            </w:r>
-          </w:p>
-        </w:tc>
-        <w:tc>
-          <w:tcPr>
-            <w:tcW w:type="dxa" w:w="576"/>
-          </w:tcPr>
-          <w:p>
-            <w:r/>
-            <w:r>
-              <w:rPr>
-                <w:rFonts w:ascii="Times New Roman" w:hAnsi="Times New Roman"/>
-                <w:sz w:val="16"/>
-              </w:rPr>
-              <w:t>384</w:t>
-            </w:r>
-          </w:p>
-        </w:tc>
-        <w:tc>
-          <w:tcPr>
-            <w:tcW w:type="dxa" w:w="864"/>
-          </w:tcPr>
-          <w:p>
-            <w:r/>
-            <w:r>
-              <w:rPr>
-                <w:rFonts w:ascii="Times New Roman" w:hAnsi="Times New Roman"/>
-                <w:sz w:val="16"/>
-              </w:rPr>
-              <w:t>0.709</w:t>
-            </w:r>
-          </w:p>
-        </w:tc>
-        <w:tc>
-          <w:tcPr>
-            <w:tcW w:type="dxa" w:w="1296"/>
-          </w:tcPr>
-          <w:p>
-            <w:r/>
-            <w:r>
-              <w:rPr>
-                <w:rFonts w:ascii="Times New Roman" w:hAnsi="Times New Roman"/>
-                <w:sz w:val="16"/>
-              </w:rPr>
-              <w:t>0.591</w:t>
-            </w:r>
-          </w:p>
-        </w:tc>
-        <w:tc>
-          <w:tcPr>
-            <w:tcW w:type="dxa" w:w="1296"/>
-          </w:tcPr>
-          <w:p>
-            <w:r/>
-            <w:r>
-              <w:rPr>
-                <w:rFonts w:ascii="Times New Roman" w:hAnsi="Times New Roman"/>
-                <w:sz w:val="16"/>
-              </w:rPr>
-              <w:t>0.528</w:t>
-            </w:r>
-          </w:p>
-        </w:tc>
-      </w:tr>
-      <w:tr>
-        <w:tc>
-          <w:tcPr>
-            <w:tcW w:type="dxa" w:w="2160"/>
-          </w:tcPr>
-          <w:p>
-            <w:r/>
-            <w:r>
-              <w:rPr>
-                <w:rFonts w:ascii="Times New Roman" w:hAnsi="Times New Roman"/>
-                <w:sz w:val="16"/>
-              </w:rPr>
-              <w:t>external held-out (different seed)</w:t>
-            </w:r>
-          </w:p>
-        </w:tc>
-        <w:tc>
-          <w:tcPr>
-            <w:tcW w:type="dxa" w:w="1296"/>
-          </w:tcPr>
-          <w:p>
-            <w:r/>
-            <w:r>
-              <w:rPr>
-                <w:rFonts w:ascii="Times New Roman" w:hAnsi="Times New Roman"/>
-                <w:sz w:val="16"/>
-              </w:rPr>
-              <w:t>seed_20260713</w:t>
-            </w:r>
-          </w:p>
-        </w:tc>
-        <w:tc>
-          <w:tcPr>
-            <w:tcW w:type="dxa" w:w="1584"/>
-          </w:tcPr>
-          <w:p>
-            <w:r/>
-            <w:r>
-              <w:rPr>
-                <w:rFonts w:ascii="Times New Roman" w:hAnsi="Times New Roman"/>
-                <w:sz w:val="16"/>
-              </w:rPr>
-              <w:t>baseline</w:t>
-            </w:r>
-          </w:p>
-        </w:tc>
-        <w:tc>
-          <w:tcPr>
-            <w:tcW w:type="dxa" w:w="576"/>
-          </w:tcPr>
-          <w:p>
-            <w:r/>
-            <w:r>
-              <w:rPr>
-                <w:rFonts w:ascii="Times New Roman" w:hAnsi="Times New Roman"/>
-                <w:sz w:val="16"/>
-              </w:rPr>
-              <w:t>960</w:t>
-            </w:r>
-          </w:p>
-        </w:tc>
-        <w:tc>
-          <w:tcPr>
-            <w:tcW w:type="dxa" w:w="864"/>
-          </w:tcPr>
-          <w:p>
-            <w:r/>
-            <w:r>
-              <w:rPr>
-                <w:rFonts w:ascii="Times New Roman" w:hAnsi="Times New Roman"/>
-                <w:sz w:val="16"/>
-              </w:rPr>
-              <w:t>0.586</w:t>
-            </w:r>
-          </w:p>
-        </w:tc>
-        <w:tc>
-          <w:tcPr>
-            <w:tcW w:type="dxa" w:w="1296"/>
-          </w:tcPr>
-          <w:p>
-            <w:r/>
-            <w:r>
-              <w:rPr>
-                <w:rFonts w:ascii="Times New Roman" w:hAnsi="Times New Roman"/>
-                <w:sz w:val="16"/>
-              </w:rPr>
-              <w:t>0.525</w:t>
-            </w:r>
-          </w:p>
-        </w:tc>
-        <w:tc>
-          <w:tcPr>
-            <w:tcW w:type="dxa" w:w="1296"/>
-          </w:tcPr>
-          <w:p>
-            <w:r/>
-            <w:r>
-              <w:rPr>
-                <w:rFonts w:ascii="Times New Roman" w:hAnsi="Times New Roman"/>
-                <w:sz w:val="16"/>
-              </w:rPr>
-              <w:t>0.497</w:t>
-            </w:r>
-          </w:p>
-        </w:tc>
-      </w:tr>
-      <w:tr>
-        <w:tc>
-          <w:tcPr>
-            <w:tcW w:type="dxa" w:w="2160"/>
-          </w:tcPr>
-          <w:p>
-            <w:r/>
-            <w:r>
-              <w:rPr>
-                <w:rFonts w:ascii="Times New Roman" w:hAnsi="Times New Roman"/>
-                <w:sz w:val="16"/>
-              </w:rPr>
-              <w:t>external held-out (different seed)</w:t>
-            </w:r>
-          </w:p>
-        </w:tc>
-        <w:tc>
-          <w:tcPr>
-            <w:tcW w:type="dxa" w:w="1296"/>
-          </w:tcPr>
-          <w:p>
-            <w:r/>
-            <w:r>
-              <w:rPr>
-                <w:rFonts w:ascii="Times New Roman" w:hAnsi="Times New Roman"/>
-                <w:sz w:val="16"/>
-              </w:rPr>
-              <w:t>seed_20260713</w:t>
-            </w:r>
-          </w:p>
-        </w:tc>
-        <w:tc>
-          <w:tcPr>
-            <w:tcW w:type="dxa" w:w="1584"/>
-          </w:tcPr>
-          <w:p>
-            <w:r/>
-            <w:r>
-              <w:rPr>
-                <w:rFonts w:ascii="Times New Roman" w:hAnsi="Times New Roman"/>
-                <w:sz w:val="16"/>
-              </w:rPr>
-              <w:t>large_geometry</w:t>
-            </w:r>
-          </w:p>
-        </w:tc>
-        <w:tc>
-          <w:tcPr>
-            <w:tcW w:type="dxa" w:w="576"/>
-          </w:tcPr>
-          <w:p>
-            <w:r/>
-            <w:r>
-              <w:rPr>
-                <w:rFonts w:ascii="Times New Roman" w:hAnsi="Times New Roman"/>
-                <w:sz w:val="16"/>
-              </w:rPr>
-              <w:t>960</w:t>
-            </w:r>
-          </w:p>
-        </w:tc>
-        <w:tc>
-          <w:tcPr>
-            <w:tcW w:type="dxa" w:w="864"/>
-          </w:tcPr>
-          <w:p>
-            <w:r/>
-            <w:r>
-              <w:rPr>
-                <w:rFonts w:ascii="Times New Roman" w:hAnsi="Times New Roman"/>
-                <w:sz w:val="16"/>
-              </w:rPr>
-              <w:t>0.598</w:t>
-            </w:r>
-          </w:p>
-        </w:tc>
-        <w:tc>
-          <w:tcPr>
-            <w:tcW w:type="dxa" w:w="1296"/>
-          </w:tcPr>
-          <w:p>
-            <w:r/>
-            <w:r>
-              <w:rPr>
-                <w:rFonts w:ascii="Times New Roman" w:hAnsi="Times New Roman"/>
-                <w:sz w:val="16"/>
-              </w:rPr>
-              <w:t>0.521</w:t>
-            </w:r>
-          </w:p>
-        </w:tc>
-        <w:tc>
-          <w:tcPr>
-            <w:tcW w:type="dxa" w:w="1296"/>
-          </w:tcPr>
-          <w:p>
-            <w:r/>
-            <w:r>
-              <w:rPr>
-                <w:rFonts w:ascii="Times New Roman" w:hAnsi="Times New Roman"/>
-                <w:sz w:val="16"/>
-              </w:rPr>
-              <w:t>0.570</w:t>
-            </w:r>
-          </w:p>
-        </w:tc>
-      </w:tr>
-      <w:tr>
-        <w:tc>
-          <w:tcPr>
-            <w:tcW w:type="dxa" w:w="2160"/>
-          </w:tcPr>
-          <w:p>
-            <w:r/>
-            <w:r>
-              <w:rPr>
-                <w:rFonts w:ascii="Times New Roman" w:hAnsi="Times New Roman"/>
-                <w:sz w:val="16"/>
-              </w:rPr>
-              <w:t>external held-out (different seed)</w:t>
-            </w:r>
-          </w:p>
-        </w:tc>
-        <w:tc>
-          <w:tcPr>
-            <w:tcW w:type="dxa" w:w="1296"/>
-          </w:tcPr>
-          <w:p>
-            <w:r/>
-            <w:r>
-              <w:rPr>
-                <w:rFonts w:ascii="Times New Roman" w:hAnsi="Times New Roman"/>
-                <w:sz w:val="16"/>
-              </w:rPr>
-              <w:t>seed_20260713</w:t>
-            </w:r>
-          </w:p>
-        </w:tc>
-        <w:tc>
-          <w:tcPr>
-            <w:tcW w:type="dxa" w:w="1584"/>
-          </w:tcPr>
-          <w:p>
-            <w:r/>
-            <w:r>
-              <w:rPr>
-                <w:rFonts w:ascii="Times New Roman" w:hAnsi="Times New Roman"/>
-                <w:sz w:val="16"/>
-              </w:rPr>
-              <w:t>low_photosensitizer</w:t>
-            </w:r>
-          </w:p>
-        </w:tc>
-        <w:tc>
-          <w:tcPr>
-            <w:tcW w:type="dxa" w:w="576"/>
-          </w:tcPr>
-          <w:p>
-            <w:r/>
-            <w:r>
-              <w:rPr>
-                <w:rFonts w:ascii="Times New Roman" w:hAnsi="Times New Roman"/>
-                <w:sz w:val="16"/>
-              </w:rPr>
-              <w:t>960</w:t>
-            </w:r>
-          </w:p>
-        </w:tc>
-        <w:tc>
-          <w:tcPr>
-            <w:tcW w:type="dxa" w:w="864"/>
-          </w:tcPr>
-          <w:p>
-            <w:r/>
-            <w:r>
-              <w:rPr>
-                <w:rFonts w:ascii="Times New Roman" w:hAnsi="Times New Roman"/>
-                <w:sz w:val="16"/>
-              </w:rPr>
-              <w:t>0.630</w:t>
-            </w:r>
-          </w:p>
-        </w:tc>
-        <w:tc>
-          <w:tcPr>
-            <w:tcW w:type="dxa" w:w="1296"/>
-          </w:tcPr>
-          <w:p>
-            <w:r/>
-            <w:r>
-              <w:rPr>
-                <w:rFonts w:ascii="Times New Roman" w:hAnsi="Times New Roman"/>
-                <w:sz w:val="16"/>
-              </w:rPr>
-              <w:t>0.495</w:t>
-            </w:r>
-          </w:p>
-        </w:tc>
-        <w:tc>
-          <w:tcPr>
-            <w:tcW w:type="dxa" w:w="1296"/>
-          </w:tcPr>
-          <w:p>
-            <w:r/>
-            <w:r>
-              <w:rPr>
-                <w:rFonts w:ascii="Times New Roman" w:hAnsi="Times New Roman"/>
-                <w:sz w:val="16"/>
-              </w:rPr>
-              <w:t>0.357</w:t>
-            </w:r>
-          </w:p>
-        </w:tc>
-      </w:tr>
-      <w:tr>
-        <w:tc>
-          <w:tcPr>
-            <w:tcW w:type="dxa" w:w="2160"/>
-          </w:tcPr>
-          <w:p>
-            <w:r/>
-            <w:r>
-              <w:rPr>
-                <w:rFonts w:ascii="Times New Roman" w:hAnsi="Times New Roman"/>
-                <w:sz w:val="16"/>
-              </w:rPr>
-              <w:t>external held-out (different seed)</w:t>
-            </w:r>
-          </w:p>
-        </w:tc>
-        <w:tc>
-          <w:tcPr>
-            <w:tcW w:type="dxa" w:w="1296"/>
-          </w:tcPr>
-          <w:p>
-            <w:r/>
-            <w:r>
-              <w:rPr>
-                <w:rFonts w:ascii="Times New Roman" w:hAnsi="Times New Roman"/>
-                <w:sz w:val="16"/>
-              </w:rPr>
-              <w:t>seed_20260713</w:t>
-            </w:r>
-          </w:p>
-        </w:tc>
-        <w:tc>
-          <w:tcPr>
-            <w:tcW w:type="dxa" w:w="1584"/>
-          </w:tcPr>
-          <w:p>
-            <w:r/>
-            <w:r>
-              <w:rPr>
-                <w:rFonts w:ascii="Times New Roman" w:hAnsi="Times New Roman"/>
-                <w:sz w:val="16"/>
-              </w:rPr>
-              <w:t>slow_recovery</w:t>
-            </w:r>
-          </w:p>
-        </w:tc>
-        <w:tc>
-          <w:tcPr>
-            <w:tcW w:type="dxa" w:w="576"/>
-          </w:tcPr>
-          <w:p>
-            <w:r/>
-            <w:r>
-              <w:rPr>
-                <w:rFonts w:ascii="Times New Roman" w:hAnsi="Times New Roman"/>
-                <w:sz w:val="16"/>
-              </w:rPr>
-              <w:t>960</w:t>
-            </w:r>
-          </w:p>
-        </w:tc>
-        <w:tc>
-          <w:tcPr>
-            <w:tcW w:type="dxa" w:w="864"/>
-          </w:tcPr>
-          <w:p>
-            <w:r/>
-            <w:r>
-              <w:rPr>
-                <w:rFonts w:ascii="Times New Roman" w:hAnsi="Times New Roman"/>
-                <w:sz w:val="16"/>
-              </w:rPr>
-              <w:t>0.668</w:t>
-            </w:r>
-          </w:p>
-        </w:tc>
-        <w:tc>
-          <w:tcPr>
-            <w:tcW w:type="dxa" w:w="1296"/>
-          </w:tcPr>
-          <w:p>
-            <w:r/>
-            <w:r>
-              <w:rPr>
-                <w:rFonts w:ascii="Times New Roman" w:hAnsi="Times New Roman"/>
-                <w:sz w:val="16"/>
-              </w:rPr>
-              <w:t>0.463</w:t>
-            </w:r>
-          </w:p>
-        </w:tc>
-        <w:tc>
-          <w:tcPr>
-            <w:tcW w:type="dxa" w:w="1296"/>
-          </w:tcPr>
-          <w:p>
-            <w:r/>
-            <w:r>
-              <w:rPr>
-                <w:rFonts w:ascii="Times New Roman" w:hAnsi="Times New Roman"/>
-                <w:sz w:val="16"/>
-              </w:rPr>
-              <w:t>0.543</w:t>
-            </w:r>
-          </w:p>
-        </w:tc>
-      </w:tr>
-      <w:tr>
-        <w:tc>
-          <w:tcPr>
-            <w:tcW w:type="dxa" w:w="2160"/>
-          </w:tcPr>
-          <w:p>
-            <w:r/>
-            <w:r>
-              <w:rPr>
-                <w:rFonts w:ascii="Times New Roman" w:hAnsi="Times New Roman"/>
-                <w:sz w:val="16"/>
-              </w:rPr>
-              <w:t>external held-out (different seed)</w:t>
-            </w:r>
-          </w:p>
-        </w:tc>
-        <w:tc>
-          <w:tcPr>
-            <w:tcW w:type="dxa" w:w="1296"/>
-          </w:tcPr>
-          <w:p>
-            <w:r/>
-            <w:r>
-              <w:rPr>
-                <w:rFonts w:ascii="Times New Roman" w:hAnsi="Times New Roman"/>
-                <w:sz w:val="16"/>
-              </w:rPr>
-              <w:t>seed_20260713</w:t>
-            </w:r>
-          </w:p>
-        </w:tc>
-        <w:tc>
-          <w:tcPr>
-            <w:tcW w:type="dxa" w:w="1584"/>
-          </w:tcPr>
-          <w:p>
-            <w:r/>
-            <w:r>
-              <w:rPr>
-                <w:rFonts w:ascii="Times New Roman" w:hAnsi="Times New Roman"/>
-                <w:sz w:val="16"/>
-              </w:rPr>
-              <w:t>all</w:t>
-            </w:r>
-          </w:p>
-        </w:tc>
-        <w:tc>
-          <w:tcPr>
-            <w:tcW w:type="dxa" w:w="576"/>
-          </w:tcPr>
-          <w:p>
-            <w:r/>
-            <w:r>
-              <w:rPr>
-                <w:rFonts w:ascii="Times New Roman" w:hAnsi="Times New Roman"/>
-                <w:sz w:val="16"/>
-              </w:rPr>
-              <w:t>3840</w:t>
-            </w:r>
-          </w:p>
-        </w:tc>
-        <w:tc>
-          <w:tcPr>
-            <w:tcW w:type="dxa" w:w="864"/>
-          </w:tcPr>
-          <w:p>
-            <w:r/>
-            <w:r>
-              <w:rPr>
-                <w:rFonts w:ascii="Times New Roman" w:hAnsi="Times New Roman"/>
-                <w:sz w:val="16"/>
-              </w:rPr>
-              <w:t>0.610</w:t>
-            </w:r>
-          </w:p>
-        </w:tc>
-        <w:tc>
-          <w:tcPr>
-            <w:tcW w:type="dxa" w:w="1296"/>
-          </w:tcPr>
-          <w:p>
-            <w:r/>
-            <w:r>
-              <w:rPr>
-                <w:rFonts w:ascii="Times New Roman" w:hAnsi="Times New Roman"/>
-                <w:sz w:val="16"/>
-              </w:rPr>
-              <w:t>0.501</w:t>
-            </w:r>
-          </w:p>
-        </w:tc>
-        <w:tc>
-          <w:tcPr>
-            <w:tcW w:type="dxa" w:w="1296"/>
-          </w:tcPr>
-          <w:p>
-            <w:r/>
-            <w:r>
-              <w:rPr>
-                <w:rFonts w:ascii="Times New Roman" w:hAnsi="Times New Roman"/>
-                <w:sz w:val="16"/>
-              </w:rPr>
-              <w:t>0.492</w:t>
+              <w:t>thermal injury</w:t>
             </w:r>
           </w:p>
         </w:tc>
@@ -1967,7 +456,7 @@
           <w:i/>
           <w:sz w:val="18"/>
         </w:rPr>
-        <w:t>Discrimination of the frozen scoring rule. The locked validation rows are the analysis population; the external row is a fully held-out seed that was never used to fit or to tune the rule. Discrimination is modest, which is why strata are reported as predicted-baseline-success bands rather than as a validated controllability construct.</w:t>
+        <w:t>Endpoint definitions were frozen before any controller outcome was examined. warm_fraction is the fraction of the protocol window with 43 ≤ T ≤ 50 °C; overheat_fraction is the fraction with T &gt; 55 °C; ros_threshold_fraction is the fraction with ROS dose at or above the singlet-oxygen threshold; hypoxic_failure_fraction is the fraction with O2 &lt; 5 µM and ROS below threshold.</w:t>
       </w:r>
     </w:p>
     <w:sectPr>

--- a/peerj_submission/tables/Supplemental Table S2.docx
+++ b/peerj_submission/tables/Supplemental Table S2.docx
@@ -3,12 +3,16 @@
 <w:document xmlns:wpc="http://schemas.microsoft.com/office/word/2010/wordprocessingCanvas" xmlns:mo="http://schemas.microsoft.com/office/mac/office/2008/main" xmlns:mc="http://schemas.openxmlformats.org/markup-compatibility/2006" xmlns:mv="urn:schemas-microsoft-com:mac:vml" xmlns:o="urn:schemas-microsoft-com:office:office" xmlns:r="http://schemas.openxmlformats.org/officeDocument/2006/relationships" xmlns:m="http://schemas.openxmlformats.org/officeDocument/2006/math" xmlns:v="urn:schemas-microsoft-com:vml" xmlns:wp14="http://schemas.microsoft.com/office/word/2010/wordprocessingDrawing" xmlns:wp="http://schemas.openxmlformats.org/drawingml/2006/wordprocessingDrawing" xmlns:w10="urn:schemas-microsoft-com:office:word" xmlns:w="http://schemas.openxmlformats.org/wordprocessingml/2006/main" xmlns:w14="http://schemas.microsoft.com/office/word/2010/wordml" xmlns:wpg="http://schemas.microsoft.com/office/word/2010/wordprocessingGroup" xmlns:wpi="http://schemas.microsoft.com/office/word/2010/wordprocessingInk" xmlns:wne="http://schemas.microsoft.com/office/word/2006/wordml" xmlns:wps="http://schemas.microsoft.com/office/word/2010/wordprocessingShape" mc:Ignorable="w14 wp14">
   <w:body>
     <w:p>
+      <w:pPr>
+        <w:keepNext/>
+        <w:spacing w:line="240" w:lineRule="auto"/>
+      </w:pPr>
       <w:r>
         <w:rPr>
           <w:b/>
           <w:sz w:val="22"/>
         </w:rPr>
-        <w:t>Table S2. Frozen endpoint definitions.</w:t>
+        <w:t>Table S2. Implemented final-time endpoint definitions.</w:t>
       </w:r>
     </w:p>
     <w:tbl>
@@ -16,19 +20,32 @@
         <w:tblStyle w:val="TableGrid"/>
         <w:tblW w:type="auto" w:w="0"/>
         <w:jc w:val="center"/>
+        <w:tblLayout w:type="fixed"/>
         <w:tblLook w:firstColumn="1" w:firstRow="1" w:lastColumn="0" w:lastRow="0" w:noHBand="0" w:noVBand="1" w:val="04A0"/>
+        <w:tblBorders>
+          <w:top w:val="single" w:sz="4" w:color="D9D9D9"/>
+          <w:left w:val="single" w:sz="4" w:color="D9D9D9"/>
+          <w:bottom w:val="single" w:sz="4" w:color="D9D9D9"/>
+          <w:right w:val="single" w:sz="4" w:color="D9D9D9"/>
+          <w:insideH w:val="single" w:sz="4" w:color="D9D9D9"/>
+          <w:insideV w:val="single" w:sz="4" w:color="D9D9D9"/>
+        </w:tblBorders>
       </w:tblPr>
       <w:tblGrid>
-        <w:gridCol w:w="3120"/>
-        <w:gridCol w:w="3120"/>
-        <w:gridCol w:w="3120"/>
+        <w:gridCol w:w="1816"/>
+        <w:gridCol w:w="3353"/>
+        <w:gridCol w:w="4191"/>
       </w:tblGrid>
       <w:tr>
         <w:tc>
           <w:tcPr>
-            <w:tcW w:type="dxa" w:w="1872"/>
+            <w:tcW w:type="dxa" w:w="1816"/>
+            <w:shd w:fill="EAF1F8"/>
           </w:tcPr>
           <w:p>
+            <w:pPr>
+              <w:spacing w:after="40" w:before="40" w:line="240" w:lineRule="auto"/>
+            </w:pPr>
             <w:r/>
             <w:r>
               <w:rPr>
@@ -42,9 +59,13 @@
         </w:tc>
         <w:tc>
           <w:tcPr>
-            <w:tcW w:type="dxa" w:w="3456"/>
+            <w:tcW w:type="dxa" w:w="3353"/>
+            <w:shd w:fill="EAF1F8"/>
           </w:tcPr>
           <w:p>
+            <w:pPr>
+              <w:spacing w:after="40" w:before="40" w:line="240" w:lineRule="auto"/>
+            </w:pPr>
             <w:r/>
             <w:r>
               <w:rPr>
@@ -58,9 +79,13 @@
         </w:tc>
         <w:tc>
           <w:tcPr>
-            <w:tcW w:type="dxa" w:w="4320"/>
+            <w:tcW w:type="dxa" w:w="4191"/>
+            <w:shd w:fill="EAF1F8"/>
           </w:tcPr>
           <w:p>
+            <w:pPr>
+              <w:spacing w:after="40" w:before="40" w:line="240" w:lineRule="auto"/>
+            </w:pPr>
             <w:r/>
             <w:r>
               <w:rPr>
@@ -76,9 +101,12 @@
       <w:tr>
         <w:tc>
           <w:tcPr>
-            <w:tcW w:type="dxa" w:w="1872"/>
+            <w:tcW w:type="dxa" w:w="1816"/>
           </w:tcPr>
           <w:p>
+            <w:pPr>
+              <w:spacing w:after="40" w:before="40" w:line="240" w:lineRule="auto"/>
+            </w:pPr>
             <w:r/>
             <w:r>
               <w:rPr>
@@ -91,9 +119,12 @@
         </w:tc>
         <w:tc>
           <w:tcPr>
-            <w:tcW w:type="dxa" w:w="3456"/>
+            <w:tcW w:type="dxa" w:w="3353"/>
           </w:tcPr>
           <w:p>
+            <w:pPr>
+              <w:spacing w:after="40" w:before="40" w:line="240" w:lineRule="auto"/>
+            </w:pPr>
             <w:r/>
             <w:r>
               <w:rPr>
@@ -106,16 +137,19 @@
         </w:tc>
         <w:tc>
           <w:tcPr>
-            <w:tcW w:type="dxa" w:w="4320"/>
+            <w:tcW w:type="dxa" w:w="4191"/>
           </w:tcPr>
           <w:p>
+            <w:pPr>
+              <w:spacing w:after="40" w:before="40" w:line="240" w:lineRule="auto"/>
+            </w:pPr>
             <w:r/>
             <w:r>
               <w:rPr>
                 <w:rFonts w:ascii="Times New Roman" w:hAnsi="Times New Roman"/>
                 <w:sz w:val="16"/>
               </w:rPr>
-              <w:t>fraction of the protocol window with 43 ≤ T ≤ 50 °C</w:t>
+              <w:t>final-time unweighted radial-node fraction with 43 ≤ T ≤ 50 °C</w:t>
             </w:r>
           </w:p>
         </w:tc>
@@ -123,9 +157,12 @@
       <w:tr>
         <w:tc>
           <w:tcPr>
-            <w:tcW w:type="dxa" w:w="1872"/>
+            <w:tcW w:type="dxa" w:w="1816"/>
           </w:tcPr>
           <w:p>
+            <w:pPr>
+              <w:spacing w:after="40" w:before="40" w:line="240" w:lineRule="auto"/>
+            </w:pPr>
             <w:r/>
             <w:r>
               <w:rPr>
@@ -138,9 +175,12 @@
         </w:tc>
         <w:tc>
           <w:tcPr>
-            <w:tcW w:type="dxa" w:w="3456"/>
+            <w:tcW w:type="dxa" w:w="3353"/>
           </w:tcPr>
           <w:p>
+            <w:pPr>
+              <w:spacing w:after="40" w:before="40" w:line="240" w:lineRule="auto"/>
+            </w:pPr>
             <w:r/>
             <w:r>
               <w:rPr>
@@ -153,16 +193,19 @@
         </w:tc>
         <w:tc>
           <w:tcPr>
-            <w:tcW w:type="dxa" w:w="4320"/>
+            <w:tcW w:type="dxa" w:w="4191"/>
           </w:tcPr>
           <w:p>
+            <w:pPr>
+              <w:spacing w:after="40" w:before="40" w:line="240" w:lineRule="auto"/>
+            </w:pPr>
             <w:r/>
             <w:r>
               <w:rPr>
                 <w:rFonts w:ascii="Times New Roman" w:hAnsi="Times New Roman"/>
                 <w:sz w:val="16"/>
               </w:rPr>
-              <w:t>fraction of the window with ROS dose at or above the singlet-oxygen threshold</w:t>
+              <w:t>final-time radial-node fraction with accumulated ROS dose ≥ 0.67 mM</w:t>
             </w:r>
           </w:p>
         </w:tc>
@@ -170,9 +213,12 @@
       <w:tr>
         <w:tc>
           <w:tcPr>
-            <w:tcW w:type="dxa" w:w="1872"/>
+            <w:tcW w:type="dxa" w:w="1816"/>
           </w:tcPr>
           <w:p>
+            <w:pPr>
+              <w:spacing w:after="40" w:before="40" w:line="240" w:lineRule="auto"/>
+            </w:pPr>
             <w:r/>
             <w:r>
               <w:rPr>
@@ -185,9 +231,12 @@
         </w:tc>
         <w:tc>
           <w:tcPr>
-            <w:tcW w:type="dxa" w:w="3456"/>
+            <w:tcW w:type="dxa" w:w="3353"/>
           </w:tcPr>
           <w:p>
+            <w:pPr>
+              <w:spacing w:after="40" w:before="40" w:line="240" w:lineRule="auto"/>
+            </w:pPr>
             <w:r/>
             <w:r>
               <w:rPr>
@@ -200,16 +249,19 @@
         </w:tc>
         <w:tc>
           <w:tcPr>
-            <w:tcW w:type="dxa" w:w="4320"/>
+            <w:tcW w:type="dxa" w:w="4191"/>
           </w:tcPr>
           <w:p>
+            <w:pPr>
+              <w:spacing w:after="40" w:before="40" w:line="240" w:lineRule="auto"/>
+            </w:pPr>
             <w:r/>
             <w:r>
               <w:rPr>
                 <w:rFonts w:ascii="Times New Roman" w:hAnsi="Times New Roman"/>
                 <w:sz w:val="16"/>
               </w:rPr>
-              <w:t>fraction of the window with O2 &lt; 5 µM AND ROS below threshold</w:t>
+              <w:t>final-time radial-node fraction with O2 &lt; 5 µM AND ROS below threshold</w:t>
             </w:r>
           </w:p>
         </w:tc>
@@ -217,9 +269,12 @@
       <w:tr>
         <w:tc>
           <w:tcPr>
-            <w:tcW w:type="dxa" w:w="1872"/>
+            <w:tcW w:type="dxa" w:w="1816"/>
           </w:tcPr>
           <w:p>
+            <w:pPr>
+              <w:spacing w:after="40" w:before="40" w:line="240" w:lineRule="auto"/>
+            </w:pPr>
             <w:r/>
             <w:r>
               <w:rPr>
@@ -232,9 +287,12 @@
         </w:tc>
         <w:tc>
           <w:tcPr>
-            <w:tcW w:type="dxa" w:w="3456"/>
+            <w:tcW w:type="dxa" w:w="3353"/>
           </w:tcPr>
           <w:p>
+            <w:pPr>
+              <w:spacing w:after="40" w:before="40" w:line="240" w:lineRule="auto"/>
+            </w:pPr>
             <w:r/>
             <w:r>
               <w:rPr>
@@ -247,16 +305,19 @@
         </w:tc>
         <w:tc>
           <w:tcPr>
-            <w:tcW w:type="dxa" w:w="4320"/>
+            <w:tcW w:type="dxa" w:w="4191"/>
           </w:tcPr>
           <w:p>
+            <w:pPr>
+              <w:spacing w:after="40" w:before="40" w:line="240" w:lineRule="auto"/>
+            </w:pPr>
             <w:r/>
             <w:r>
               <w:rPr>
                 <w:rFonts w:ascii="Times New Roman" w:hAnsi="Times New Roman"/>
                 <w:sz w:val="16"/>
               </w:rPr>
-              <w:t>no thermal injury</w:t>
+              <w:t>final-time temperature criterion; not treatment-wide safety</w:t>
             </w:r>
           </w:p>
         </w:tc>
@@ -264,9 +325,12 @@
       <w:tr>
         <w:tc>
           <w:tcPr>
-            <w:tcW w:type="dxa" w:w="1872"/>
+            <w:tcW w:type="dxa" w:w="1816"/>
           </w:tcPr>
           <w:p>
+            <w:pPr>
+              <w:spacing w:after="40" w:before="40" w:line="240" w:lineRule="auto"/>
+            </w:pPr>
             <w:r/>
             <w:r>
               <w:rPr>
@@ -279,9 +343,12 @@
         </w:tc>
         <w:tc>
           <w:tcPr>
-            <w:tcW w:type="dxa" w:w="3456"/>
+            <w:tcW w:type="dxa" w:w="3353"/>
           </w:tcPr>
           <w:p>
+            <w:pPr>
+              <w:spacing w:after="40" w:before="40" w:line="240" w:lineRule="auto"/>
+            </w:pPr>
             <w:r/>
             <w:r>
               <w:rPr>
@@ -294,9 +361,12 @@
         </w:tc>
         <w:tc>
           <w:tcPr>
-            <w:tcW w:type="dxa" w:w="4320"/>
+            <w:tcW w:type="dxa" w:w="4191"/>
           </w:tcPr>
           <w:p>
+            <w:pPr>
+              <w:spacing w:after="40" w:before="40" w:line="240" w:lineRule="auto"/>
+            </w:pPr>
             <w:r/>
             <w:r>
               <w:rPr>
@@ -311,9 +381,12 @@
       <w:tr>
         <w:tc>
           <w:tcPr>
-            <w:tcW w:type="dxa" w:w="1872"/>
+            <w:tcW w:type="dxa" w:w="1816"/>
           </w:tcPr>
           <w:p>
+            <w:pPr>
+              <w:spacing w:after="40" w:before="40" w:line="240" w:lineRule="auto"/>
+            </w:pPr>
             <w:r/>
             <w:r>
               <w:rPr>
@@ -326,9 +399,12 @@
         </w:tc>
         <w:tc>
           <w:tcPr>
-            <w:tcW w:type="dxa" w:w="3456"/>
+            <w:tcW w:type="dxa" w:w="3353"/>
           </w:tcPr>
           <w:p>
+            <w:pPr>
+              <w:spacing w:after="40" w:before="40" w:line="240" w:lineRule="auto"/>
+            </w:pPr>
             <w:r/>
             <w:r>
               <w:rPr>
@@ -341,16 +417,19 @@
         </w:tc>
         <w:tc>
           <w:tcPr>
-            <w:tcW w:type="dxa" w:w="4320"/>
+            <w:tcW w:type="dxa" w:w="4191"/>
           </w:tcPr>
           <w:p>
+            <w:pPr>
+              <w:spacing w:after="40" w:before="40" w:line="240" w:lineRule="auto"/>
+            </w:pPr>
             <w:r/>
             <w:r>
               <w:rPr>
                 <w:rFonts w:ascii="Times New Roman" w:hAnsi="Times New Roman"/>
                 <w:sz w:val="16"/>
               </w:rPr>
-              <w:t>insufficient heating without thermal injury</w:t>
+              <w:t>not warm while satisfying the final-time temperature criterion</w:t>
             </w:r>
           </w:p>
         </w:tc>
@@ -358,9 +437,12 @@
       <w:tr>
         <w:tc>
           <w:tcPr>
-            <w:tcW w:type="dxa" w:w="1872"/>
+            <w:tcW w:type="dxa" w:w="1816"/>
           </w:tcPr>
           <w:p>
+            <w:pPr>
+              <w:spacing w:after="40" w:before="40" w:line="240" w:lineRule="auto"/>
+            </w:pPr>
             <w:r/>
             <w:r>
               <w:rPr>
@@ -373,9 +455,12 @@
         </w:tc>
         <w:tc>
           <w:tcPr>
-            <w:tcW w:type="dxa" w:w="3456"/>
+            <w:tcW w:type="dxa" w:w="3353"/>
           </w:tcPr>
           <w:p>
+            <w:pPr>
+              <w:spacing w:after="40" w:before="40" w:line="240" w:lineRule="auto"/>
+            </w:pPr>
             <w:r/>
             <w:r>
               <w:rPr>
@@ -388,9 +473,12 @@
         </w:tc>
         <w:tc>
           <w:tcPr>
-            <w:tcW w:type="dxa" w:w="4320"/>
+            <w:tcW w:type="dxa" w:w="4191"/>
           </w:tcPr>
           <w:p>
+            <w:pPr>
+              <w:spacing w:after="40" w:before="40" w:line="240" w:lineRule="auto"/>
+            </w:pPr>
             <w:r/>
             <w:r>
               <w:rPr>
@@ -405,9 +493,12 @@
       <w:tr>
         <w:tc>
           <w:tcPr>
-            <w:tcW w:type="dxa" w:w="1872"/>
+            <w:tcW w:type="dxa" w:w="1816"/>
           </w:tcPr>
           <w:p>
+            <w:pPr>
+              <w:spacing w:after="40" w:before="40" w:line="240" w:lineRule="auto"/>
+            </w:pPr>
             <w:r/>
             <w:r>
               <w:rPr>
@@ -420,9 +511,12 @@
         </w:tc>
         <w:tc>
           <w:tcPr>
-            <w:tcW w:type="dxa" w:w="3456"/>
+            <w:tcW w:type="dxa" w:w="3353"/>
           </w:tcPr>
           <w:p>
+            <w:pPr>
+              <w:spacing w:after="40" w:before="40" w:line="240" w:lineRule="auto"/>
+            </w:pPr>
             <w:r/>
             <w:r>
               <w:rPr>
@@ -435,28 +529,90 @@
         </w:tc>
         <w:tc>
           <w:tcPr>
-            <w:tcW w:type="dxa" w:w="4320"/>
+            <w:tcW w:type="dxa" w:w="4191"/>
           </w:tcPr>
           <w:p>
+            <w:pPr>
+              <w:spacing w:after="40" w:before="40" w:line="240" w:lineRule="auto"/>
+            </w:pPr>
             <w:r/>
             <w:r>
               <w:rPr>
                 <w:rFonts w:ascii="Times New Roman" w:hAnsi="Times New Roman"/>
                 <w:sz w:val="16"/>
               </w:rPr>
-              <w:t>thermal injury</w:t>
+              <w:t>failure of the final-time temperature criterion</w:t>
+            </w:r>
+          </w:p>
+        </w:tc>
+      </w:tr>
+      <w:tr>
+        <w:tc>
+          <w:tcPr>
+            <w:tcW w:type="dxa" w:w="1816"/>
+          </w:tcPr>
+          <w:p>
+            <w:pPr>
+              <w:spacing w:after="40" w:before="40" w:line="240" w:lineRule="auto"/>
+            </w:pPr>
+            <w:r/>
+            <w:r>
+              <w:rPr>
+                <w:rFonts w:ascii="Times New Roman" w:hAnsi="Times New Roman"/>
+                <w:sz w:val="16"/>
+              </w:rPr>
+              <w:t>hypoxic_failure</w:t>
+            </w:r>
+          </w:p>
+        </w:tc>
+        <w:tc>
+          <w:tcPr>
+            <w:tcW w:type="dxa" w:w="3353"/>
+          </w:tcPr>
+          <w:p>
+            <w:pPr>
+              <w:spacing w:after="40" w:before="40" w:line="240" w:lineRule="auto"/>
+            </w:pPr>
+            <w:r/>
+            <w:r>
+              <w:rPr>
+                <w:rFonts w:ascii="Times New Roman" w:hAnsi="Times New Roman"/>
+                <w:sz w:val="16"/>
+              </w:rPr>
+              <w:t>NOT hypoxia_ok</w:t>
+            </w:r>
+          </w:p>
+        </w:tc>
+        <w:tc>
+          <w:tcPr>
+            <w:tcW w:type="dxa" w:w="4191"/>
+          </w:tcPr>
+          <w:p>
+            <w:pPr>
+              <w:spacing w:after="40" w:before="40" w:line="240" w:lineRule="auto"/>
+            </w:pPr>
+            <w:r/>
+            <w:r>
+              <w:rPr>
+                <w:rFonts w:ascii="Times New Roman" w:hAnsi="Times New Roman"/>
+                <w:sz w:val="16"/>
+              </w:rPr>
+              <w:t>failure of the final-time hypoxia criterion</w:t>
             </w:r>
           </w:p>
         </w:tc>
       </w:tr>
     </w:tbl>
     <w:p>
+      <w:pPr>
+        <w:spacing w:line="240" w:lineRule="auto"/>
+      </w:pPr>
       <w:r>
         <w:rPr>
           <w:i/>
           <w:sz w:val="18"/>
         </w:rPr>
-        <w:t>Endpoint definitions were frozen before any controller outcome was examined. warm_fraction is the fraction of the protocol window with 43 ≤ T ≤ 50 °C; overheat_fraction is the fraction with T &gt; 55 °C; ros_threshold_fraction is the fraction with ROS dose at or above the singlet-oxygen threshold; hypoxic_failure_fraction is the fraction with O2 &lt; 5 µM and ROS below threshold.</w:t>
+        <w:t>All fractions are unweighted radial-node fractions at the final time of a 3,000 s run. They are neither treatment-time nor spherical-volume fractions. max_T is the final spatial maximum. The stored safe_heat flag does not exclude earlier excursions or establish absence of injury. Thermal failure excludes cases failing safe_heat; marginal decreases do not imply better heating reliability.</w:t>
       </w:r>
     </w:p>
     <w:sectPr>
